--- a/por/docx/28.content.docx
+++ b/por/docx/28.content.docx
@@ -319,7 +319,7 @@
         <w:rPr>
           <w:lang w:val="pt_PT" w:bidi="pt_PT"/>
         </w:rPr>
-        <w:t xml:space="preserve"> Depois disso, Gômer engravidou outra vez e deu à luz uma filha; e Deus disse a Oseias: “Chame-a Lo-Ruhamah, pois não tornarei a mostrar compaixão a Israel para perdoar sua rebeldia.</w:t>
+        <w:t xml:space="preserve"> Depois disso, Gômer engravidou outra vez e deu à luz uma filha; e Deus disse a Oseias: “Chame-a Lo-Ruama, pois não tornarei a mostrar compaixão à nação de Israel, a ponto de perdoá-la.</w:t>
       </w:r>
     </w:p>
     <w:p>
@@ -361,7 +361,7 @@
         <w:rPr>
           <w:lang w:val="pt_PT" w:bidi="pt_PT"/>
         </w:rPr>
-        <w:t xml:space="preserve"> Quando Lo-Ruhamah foi desmamada, Gômer concebeu novamente e deu à luz um filho.</w:t>
+        <w:t xml:space="preserve"> Quando Lo-Ruama foi desmamada, Gômer concebeu novamente e deu à luz um filho.</w:t>
       </w:r>
     </w:p>
     <w:p>
@@ -424,7 +424,7 @@
         <w:rPr>
           <w:lang w:val="pt_PT" w:bidi="pt_PT"/>
         </w:rPr>
-        <w:t xml:space="preserve"> Nesse tempo, Judá e Israel se reunirão, escolherão um só líder e subirão juntos da terra do exílio; grande será o dia em que o SENHOR plantará novamente o seu povo em sua terra”.</w:t>
+        <w:t xml:space="preserve"> Nesse tempo, Judá e Israel se reunirão, escolherão um só líder e se levantarão da terra; grande será o dia de Jezreel”.</w:t>
       </w:r>
     </w:p>
     <w:p>
@@ -461,7 +461,7 @@
         <w:rPr>
           <w:lang w:val="pt_PT" w:bidi="pt_PT"/>
         </w:rPr>
-        <w:t xml:space="preserve"> “Quanto a você, Jezreel, mude o nome de seu irmão e de sua irmã: ao seu irmão chame ‘Meu Povo’, e à sua irmã chame ‘Amada’.</w:t>
+        <w:t xml:space="preserve"> “Digam aos seus irmãos: ‘Meu Povo’, e às suas irmãs: ‘Amadas’.</w:t>
       </w:r>
     </w:p>
     <w:p>
@@ -503,7 +503,7 @@
         <w:rPr>
           <w:lang w:val="pt_PT" w:bidi="pt_PT"/>
         </w:rPr>
-        <w:t xml:space="preserve"> Se ela não desistir, eu a deixarei nua, como no dia em que nasceu; tirarei dela tudo o que tem e a farei secar como terra de deserto, sem alimento e sem água.</w:t>
+        <w:t xml:space="preserve"> Se ela não desistir, eu a deixarei nua, como no dia em que nasceu; eu a farei como um deserto, uma terra seca, e ela morrerá de sede.</w:t>
       </w:r>
     </w:p>
     <w:p>
@@ -524,7 +524,7 @@
         <w:rPr>
           <w:lang w:val="pt_PT" w:bidi="pt_PT"/>
         </w:rPr>
-        <w:t xml:space="preserve"> Também não mostrarei favor aos outros filhos que ela teve, como se fossem meus, porque não são meus; são filhos de infidelidade.</w:t>
+        <w:t xml:space="preserve"> Também não mostrarei amor aos filhos dela, porque são filhos de infidelidade.</w:t>
       </w:r>
     </w:p>
     <w:p>
@@ -545,7 +545,7 @@
         <w:rPr>
           <w:lang w:val="pt_PT" w:bidi="pt_PT"/>
         </w:rPr>
-        <w:t xml:space="preserve"> A mãe dessas crianças foi infiel e envergonhou o seu marido; ela disse: ‘Irei atrás dos meus amantes e me darei a eles, para receber pão e água, lã e linho, azeite e bebida’.</w:t>
+        <w:t xml:space="preserve"> A mãe deles foi infiel e ficou coberta de vergonha. Ela disse: ‘Irei atrás dos meus amantes e me entregarei a eles, pois são eles que me dão pão e água, lã e linho, azeite e bebida’.</w:t>
       </w:r>
     </w:p>
     <w:p>
@@ -692,7 +692,7 @@
         <w:rPr>
           <w:lang w:val="pt_PT" w:bidi="pt_PT"/>
         </w:rPr>
-        <w:t xml:space="preserve"> Devastarei as suas videiras e os seus pomares, que ela dizia serem pagamento dos seus amantes; eu os tornarei em mato, e os animais selvagens comerão seus frutos.</w:t>
+        <w:t xml:space="preserve"> Devastarei as suas videiras e as suas figueiras, que ela dizia serem pagamento dos seus amantes; eu as transformarei em mato, e os animais selvagens comerão seus frutos.</w:t>
       </w:r>
     </w:p>
     <w:p>
@@ -713,7 +713,7 @@
         <w:rPr>
           <w:lang w:val="pt_PT" w:bidi="pt_PT"/>
         </w:rPr>
-        <w:t xml:space="preserve"> Eu a castigarei pelos dias em que queimou incenso a Baal; eu a castigarei porque se enfeitou com joias e foi atrás dos seus amantes, e a mim deixou de lado. Eu, o SENHOR, falei.</w:t>
+        <w:t xml:space="preserve"> Eu a castigarei pelos dias em que queimou incenso a Baal; eu a castigarei porque se enfeitou com joias e foi atrás dos seus amantes, e a mim deixou de lado”. Eu, o SENHOR, falei.</w:t>
       </w:r>
     </w:p>
     <w:p>
@@ -734,7 +734,7 @@
         <w:rPr>
           <w:lang w:val="pt_PT" w:bidi="pt_PT"/>
         </w:rPr>
-        <w:t xml:space="preserve"> Ainda assim, eu a atrairei; eu a conduzirei ao deserto e falarei ao coração dela.</w:t>
+        <w:t xml:space="preserve"> "Ainda assim, eu a atrairei; eu a conduzirei ao deserto e falarei ao coração dela.</w:t>
       </w:r>
     </w:p>
     <w:p>
@@ -755,7 +755,7 @@
         <w:rPr>
           <w:lang w:val="pt_PT" w:bidi="pt_PT"/>
         </w:rPr>
-        <w:t xml:space="preserve"> Ali, eu lhe devolverei as suas vinhas e farei do vale da desgraça uma porta de esperança; ali ela responderá e cantará como nos dias da sua juventude, quando eu a tirei do Egito.</w:t>
+        <w:t xml:space="preserve"> Ali eu lhe devolverei as suas vinhas e farei do vale de Acor uma porta de esperança; ali ela responderá como nos dias da sua juventude, quando eu a tirei do Egito.</w:t>
       </w:r>
     </w:p>
     <w:p>
@@ -776,7 +776,7 @@
         <w:rPr>
           <w:lang w:val="pt_PT" w:bidi="pt_PT"/>
         </w:rPr>
-        <w:t xml:space="preserve"> “Naquele dia”, diz o SENHOR, “ela me chamará ‘Meu Marido’ e não mais me chamará ‘Meu Baal’.</w:t>
+        <w:t xml:space="preserve"> Naquele dia”, diz o SENHOR, “ela me chamará ‘Meu Marido’ e não mais me chamará ‘Meu Baal’.</w:t>
       </w:r>
     </w:p>
     <w:p>
@@ -797,7 +797,7 @@
         <w:rPr>
           <w:lang w:val="pt_PT" w:bidi="pt_PT"/>
         </w:rPr>
-        <w:t xml:space="preserve"> Eu tirarei da boca dela os nomes de Baal; nunca mais esses nomes serão lembrados nem invocados.</w:t>
+        <w:t xml:space="preserve"> Eu tirarei de sua boca os nomes de Baal; nunca mais esses nomes serão lembrados nem invocados.</w:t>
       </w:r>
     </w:p>
     <w:p>
@@ -818,7 +818,7 @@
         <w:rPr>
           <w:lang w:val="pt_PT" w:bidi="pt_PT"/>
         </w:rPr>
-        <w:t xml:space="preserve"> Naquele dia, farei um acordo com os animais selvagens, com as aves do céu e com os que rastejam no chão; quebrarei o arco, a espada e a guerra da terra, e farei vocês repousarem em paz e segurança.</w:t>
+        <w:t xml:space="preserve"> Naquele dia, farei um acordo com os animais selvagens, com as aves do céu e com os animais que rastejam no chão. Acabarei com o arco, a espada e a guerra na terra, e farei vocês viverem em paz e segurança.</w:t>
       </w:r>
     </w:p>
     <w:p>
@@ -839,7 +839,7 @@
         <w:rPr>
           <w:lang w:val="pt_PT" w:bidi="pt_PT"/>
         </w:rPr>
-        <w:t xml:space="preserve"> Eu me unirei a você para sempre; eu me unirei a você com justiça e retidão, com amor e misericórdia.</w:t>
+        <w:t xml:space="preserve"> Eu me casarei com você para sempre; eu me casarei com você com justiça e retidão, com amor e misericórdia.</w:t>
       </w:r>
     </w:p>
     <w:p>
@@ -860,7 +860,7 @@
         <w:rPr>
           <w:lang w:val="pt_PT" w:bidi="pt_PT"/>
         </w:rPr>
-        <w:t xml:space="preserve"> Eu me unirei a você com fidelidade, e você conhecerá o SENHOR.</w:t>
+        <w:t xml:space="preserve"> Eu me casarei com você com fidelidade, e você conhecerá o SENHOR.</w:t>
       </w:r>
     </w:p>
     <w:p>
@@ -881,7 +881,7 @@
         <w:rPr>
           <w:lang w:val="pt_PT" w:bidi="pt_PT"/>
         </w:rPr>
-        <w:t xml:space="preserve"> “Naquele dia eu responderei”, diz o SENHOR; “responderei aos céus, e os céus responderão à terra.</w:t>
+        <w:t xml:space="preserve"> Naquele dia eu responderei”, diz o SENHOR; “responderei aos céus, e os céus responderão à terra.</w:t>
       </w:r>
     </w:p>
     <w:p>
@@ -960,7 +960,7 @@
         <w:rPr>
           <w:lang w:val="pt_PT" w:bidi="pt_PT"/>
         </w:rPr>
-        <w:t xml:space="preserve"> Então o SENHOR me deu esta ordem: “Vá buscar de novo a sua mulher e traga-a para casa; ame-a, mesmo que ela goste de ser infiel com outros homens, pois o SENHOR ainda ama Israel, embora os israelitas se voltem para outros deuses e lhes ofereçam bolos de passas”.</w:t>
+        <w:t xml:space="preserve"> Então o SENHOR me deu esta ordem: “Vá buscar de novo a sua mulher e traga-a para casa. Ame-a, mesmo que ela seja amada por outro homem e seja infiel, pois o SENHOR ainda ama Israel, embora os israelitas se voltem para outros deuses e amem os bolos sagrados de passas”.</w:t>
       </w:r>
     </w:p>
     <w:p>
@@ -1002,7 +1002,7 @@
         <w:rPr>
           <w:lang w:val="pt_PT" w:bidi="pt_PT"/>
         </w:rPr>
-        <w:t xml:space="preserve"> E eu lhe disse: “Você ficará em casa, separada, por muitos dias; não sairá para se prostituir com outros homens; você me aguardará, e eu também aguardarei por você”.</w:t>
+        <w:t xml:space="preserve"> Então eu lhe falei: “Você ficará comigo por muitos dias; você não será mais prostituta nem pertencerá a nenhum outro homem, e eu também farei o mesmo com relação a você”.</w:t>
       </w:r>
     </w:p>
     <w:p>
@@ -1023,7 +1023,7 @@
         <w:rPr>
           <w:lang w:val="pt_PT" w:bidi="pt_PT"/>
         </w:rPr>
-        <w:t xml:space="preserve"> Isso mostrará que o povo de Israel ficará por muito tempo sem rei e sem príncipe, sem altar e sem templo, sem sacerdotes e sem ídolos de família.</w:t>
+        <w:t xml:space="preserve"> Pois os israelitas ficarão por muitos dias sem rei e sem líder, sem sacrifício e sem colunas sagradas, sem colete sacerdotal e sem ídolos da família.</w:t>
       </w:r>
     </w:p>
     <w:p>
@@ -1044,7 +1044,7 @@
         <w:rPr>
           <w:lang w:val="pt_PT" w:bidi="pt_PT"/>
         </w:rPr>
-        <w:t xml:space="preserve"> Depois disso, os israelitas voltarão ao SENHOR, seu Deus, e ao Messias, seu Rei; eles se aproximarão com tremor e com grande humildade, buscando o SENHOR e as suas bênçãos; isso acontecerá nos últimos dias.</w:t>
+        <w:t xml:space="preserve"> Depois disso, os israelitas voltarão ao SENHOR, seu Deus, e a Davi, seu rei; eles se aproximarão do SENHOR com temor e humildade, buscando as suas bênçãos; isso acontecerá nos últimos dias.</w:t>
       </w:r>
     </w:p>
     <w:p>
@@ -1102,7 +1102,7 @@
         <w:rPr>
           <w:lang w:val="pt_PT" w:bidi="pt_PT"/>
         </w:rPr>
-        <w:t xml:space="preserve"> Vocês juram com mentira, enganam, matam, roubam e cometem adultério; a violência se espalha, e um assassinato segue o outro.</w:t>
+        <w:t xml:space="preserve"> Só se veem maldição, mentira, mortes, roubos e adultério por toda parte; a violência cresce sem parar, e o sangue continua a ser derramado.</w:t>
       </w:r>
     </w:p>
     <w:p>
@@ -1123,7 +1123,7 @@
         <w:rPr>
           <w:lang w:val="pt_PT" w:bidi="pt_PT"/>
         </w:rPr>
-        <w:t xml:space="preserve"> “Por isso a terra se enfraquece e se cobre de tristeza; os animais do país adoecem e morrem, o gado cai, as aves do céu desaparecem, e até os peixes do mar estão morrendo.</w:t>
+        <w:t xml:space="preserve"> Por causa disso, a terra sofre e todos os que vivem nela ficam fracos; até os animais, as aves e os peixes estão morrendo.</w:t>
       </w:r>
     </w:p>
     <w:p>
@@ -1144,7 +1144,7 @@
         <w:rPr>
           <w:lang w:val="pt_PT" w:bidi="pt_PT"/>
         </w:rPr>
-        <w:t xml:space="preserve"> Ninguém acuse o outro para esconder a própria culpa; a minha acusação é contra você, sacerdote!</w:t>
+        <w:t xml:space="preserve"> Que ninguém tente discutir ou apontar o dedo para outro, porque é contra vocês, sacerdotes, que eu trago a minha acusação.</w:t>
       </w:r>
     </w:p>
     <w:p>
@@ -1165,7 +1165,7 @@
         <w:rPr>
           <w:lang w:val="pt_PT" w:bidi="pt_PT"/>
         </w:rPr>
-        <w:t xml:space="preserve"> Por causa dos seus crimes, vocês, sacerdotes, tropeçarão em pleno dia e também na noite; e os ‘profetas’ falsos que vocês aceitaram cairão junto; e eu destruirei Israel, a mãe de vocês.</w:t>
+        <w:t xml:space="preserve"> Vocês vão tropeçar tanto de dia quanto de noite, e os profetas cairão com vocês; e eu acabarei com Israel, que é a mãe de vocês.</w:t>
       </w:r>
     </w:p>
     <w:p>
@@ -1186,7 +1186,7 @@
         <w:rPr>
           <w:lang w:val="pt_PT" w:bidi="pt_PT"/>
         </w:rPr>
-        <w:t xml:space="preserve"> O meu povo está sendo arruinado por falta de conhecimento; e a culpa é de vocês, sacerdotes, porque recusaram conhecer-me; por isso eu também não os reconhecerei como sacerdotes; e, porque vocês esqueceram a lei do seu Deus, eu também esquecerei os seus filhos.</w:t>
+        <w:t xml:space="preserve"> O meu povo está sendo arruinado por falta de conhecimento; vocês, sacerdotes, rejeitaram o conhecimento; por isso eu também não os reconhecerei como sacerdotes; e, porque vocês ignoraram a lei do seu Deus, eu também esquecerei os seus filhos.</w:t>
       </w:r>
     </w:p>
     <w:p>
@@ -1207,7 +1207,7 @@
         <w:rPr>
           <w:lang w:val="pt_PT" w:bidi="pt_PT"/>
         </w:rPr>
-        <w:t xml:space="preserve"> Quanto mais sacerdotes se multiplicaram, mais pecaram contra mim; trocaram a glória por aquilo que traz vergonha.</w:t>
+        <w:t xml:space="preserve"> Quanto mais os sacerdotes se multiplicaram, mais pecaram contra mim; trocaram a glória por aquilo que traz vergonha.</w:t>
       </w:r>
     </w:p>
     <w:p>
@@ -1228,7 +1228,7 @@
         <w:rPr>
           <w:lang w:val="pt_PT" w:bidi="pt_PT"/>
         </w:rPr>
-        <w:t xml:space="preserve"> Eles se alegram com o pecado do meu povo; alimentam-se da culpa dele e ainda desejam mais.</w:t>
+        <w:t xml:space="preserve"> Eles se alegram com o pecado do meu povo; alimentam-se dos pecados dele e ainda querem que ele peque mais.</w:t>
       </w:r>
     </w:p>
     <w:p>
@@ -1249,7 +1249,7 @@
         <w:rPr>
           <w:lang w:val="pt_PT" w:bidi="pt_PT"/>
         </w:rPr>
-        <w:t xml:space="preserve"> Assim acontece: como é o sacerdote, assim é o povo; por isso eu castigarei ambos, sacerdote e povo, por causa dos seus caminhos e das suas obras.</w:t>
+        <w:t xml:space="preserve"> Por isso punirei tanto o povo quanto os sacerdotes pelos caminhos que escolheram e pelas coisas que fizeram.</w:t>
       </w:r>
     </w:p>
     <w:p>
@@ -1270,7 +1270,7 @@
         <w:rPr>
           <w:lang w:val="pt_PT" w:bidi="pt_PT"/>
         </w:rPr>
-        <w:t xml:space="preserve"> Comerão e não se satisfarão; buscarão lucro na prostituição e não terão filhos, porque abandonaram o SENHOR e se voltaram a outros deuses.</w:t>
+        <w:t xml:space="preserve"> Comerão e não se satisfarão; se prostituirão, mas não terão mais filhos, porque abandonaram o SENHOR e se entregaram à prostituição.</w:t>
       </w:r>
     </w:p>
     <w:p>
@@ -1291,7 +1291,7 @@
         <w:rPr>
           <w:lang w:val="pt_PT" w:bidi="pt_PT"/>
         </w:rPr>
-        <w:t xml:space="preserve"> O vinho, a prostituição e as festas sem freio tiraram o entendimento do meu povo.</w:t>
+        <w:t xml:space="preserve"> O vinho e a prostituição tiraram o entendimento do meu povo.</w:t>
       </w:r>
     </w:p>
     <w:p>
@@ -1312,7 +1312,7 @@
         <w:rPr>
           <w:lang w:val="pt_PT" w:bidi="pt_PT"/>
         </w:rPr>
-        <w:t xml:space="preserve"> Eles pedem conselho a um pedaço de madeira e consultam uma coluna de madeira para saber o futuro; como mulher que se prostitui, eles me deixaram e foram infiéis ao seu Deus.</w:t>
+        <w:t xml:space="preserve"> Eles pedem conselho a um ídolo de madeira e recebem resposta de um pedaço de pau; um espírito de prostituição os desvia, e eles são infiéis ao seu Deus.</w:t>
       </w:r>
     </w:p>
     <w:p>
@@ -1333,7 +1333,7 @@
         <w:rPr>
           <w:lang w:val="pt_PT" w:bidi="pt_PT"/>
         </w:rPr>
-        <w:t xml:space="preserve"> Oferecem sacrifícios aos ídolos nos altos montes de Israel; queimam incenso debaixo da sombra agradável dos carvalhos, dos choupos e de outras árvores; ali as moças de Israel, as filhas e as noivas dos israelitas, se tornam prostitutas e adúlteras.</w:t>
+        <w:t xml:space="preserve"> Eles oferecem sacrifícios no alto dos montes e queimam incenso sob árvores de sombra agradável; por isso as filhas de vocês se prostituem, e as suas noras acabam cometendo adultério.</w:t>
       </w:r>
     </w:p>
     <w:p>
@@ -1354,7 +1354,7 @@
         <w:rPr>
           <w:lang w:val="pt_PT" w:bidi="pt_PT"/>
         </w:rPr>
-        <w:t xml:space="preserve"> E vocês pensam que eu não devo punir suas filhas por se prostituírem, nem suas noras por adulterarem? Pois vocês, homens, fazem o mesmo: pecam com prostitutas de rua e com as prostitutas dos santuários; povo sem entendimento, o juízo de vocês já está decidido.</w:t>
+        <w:t xml:space="preserve"> Eu não castigarei suas filhas por se prostituírem, nem suas noras por adulterarem, porque vocês, homens, se associam a prostitutas e participam dos sacrifícios das prostitutas dos santuários; povo sem entendimento, vocês caminham para a ruína.</w:t>
       </w:r>
     </w:p>
     <w:p>
@@ -1375,7 +1375,7 @@
         <w:rPr>
           <w:lang w:val="pt_PT" w:bidi="pt_PT"/>
         </w:rPr>
-        <w:t xml:space="preserve"> Ainda que Israel adultere, você, Judá, não entre no mesmo pecado; não se misture com os que me adoram com falsidade em Gilgal e em Betel; a adoração deles é fingida.</w:t>
+        <w:t xml:space="preserve"> Ainda que você adultere, Israel, que Judá não se torne culpada; deixem de ir a Gilgal e não subam a Bete-Áven; e não digam: ‘Juro pelo nome do SENHOR!’.</w:t>
       </w:r>
     </w:p>
     <w:p>
@@ -1396,7 +1396,7 @@
         <w:rPr>
           <w:lang w:val="pt_PT" w:bidi="pt_PT"/>
         </w:rPr>
-        <w:t xml:space="preserve"> Ó Judá, não seja como Israel, rebelde como uma bezerra indomável; tão rebelde que não permitiu que o SENHOR o conduzisse a pastos verdes.</w:t>
+        <w:t xml:space="preserve"> Israel é rebelde como uma bezerra indomável. Como o SENHOR pode apascentá-los como cordeiros na campina?</w:t>
       </w:r>
     </w:p>
     <w:p>
@@ -1417,7 +1417,7 @@
         <w:rPr>
           <w:lang w:val="pt_PT" w:bidi="pt_PT"/>
         </w:rPr>
-        <w:t xml:space="preserve"> Israel se prendeu aos ídolos; deixem-no sozinho.</w:t>
+        <w:t xml:space="preserve"> Efraim está agarrado aos ídolos; deixem esse povo entregue ao que escolheu.</w:t>
       </w:r>
     </w:p>
     <w:p>
@@ -1438,7 +1438,7 @@
         <w:rPr>
           <w:lang w:val="pt_PT" w:bidi="pt_PT"/>
         </w:rPr>
-        <w:t xml:space="preserve"> Os homens de Israel bebem sem medida; quando se embriagam, correm atrás de prostitutas; amam mais a vergonha do que a honra.</w:t>
+        <w:t xml:space="preserve"> Mesmo quando acaba a bebida, eles continuam na prostituição; seus líderes amam mais a vergonha do que a honra.</w:t>
       </w:r>
     </w:p>
     <w:p>
@@ -1459,7 +1459,7 @@
         <w:rPr>
           <w:lang w:val="pt_PT" w:bidi="pt_PT"/>
         </w:rPr>
-        <w:t xml:space="preserve"> Por isso um vento forte os levará para longe da sua terra, e eles sentirão vergonha por causa da sua idolatria”.</w:t>
+        <w:t xml:space="preserve"> Um vento forte os levará para longe, e os altares que construíram lhes trarão vergonha”.</w:t>
       </w:r>
     </w:p>
     <w:p>
@@ -1496,7 +1496,7 @@
         <w:rPr>
           <w:lang w:val="pt_PT" w:bidi="pt_PT"/>
         </w:rPr>
-        <w:t xml:space="preserve"> “Ouçam com atenção, sacerdotes e chefes de Israel; prestem ouvidos, casa do rei. O juízo se levanta contra vocês, pois foram armadilha em Mispá e estenderam rede no monte Tabor.</w:t>
+        <w:t xml:space="preserve"> “Ouçam com atenção, sacerdotes e chefes de Israel! Escute, casa do rei! O juízo se levanta contra vocês, pois foram armadilha em Mispá e estenderam rede no monte Tabor.</w:t>
       </w:r>
     </w:p>
     <w:p>
@@ -1517,7 +1517,7 @@
         <w:rPr>
           <w:lang w:val="pt_PT" w:bidi="pt_PT"/>
         </w:rPr>
-        <w:t xml:space="preserve"> Em Sitim cavaram um fosso profundo para fazer o povo cair; mas lembrem-se: eu pedirei contas de tudo.</w:t>
+        <w:t xml:space="preserve"> Os rebeldes estão envolvidos em violência e sangue; eu disciplinarei todos eles.</w:t>
       </w:r>
     </w:p>
     <w:p>
@@ -1538,7 +1538,7 @@
         <w:rPr>
           <w:lang w:val="pt_PT" w:bidi="pt_PT"/>
         </w:rPr>
-        <w:t xml:space="preserve"> Conheço bem você, Israel; seus desvios estão diante de mim. Você se afastou como quem trai o compromisso, e sua corrupção é completa.</w:t>
+        <w:t xml:space="preserve"> Conheço bem você, Efraim; Israel não pode se esconder de mim. Efraim se afastou como quem trai o compromisso, e Israel se corrompeu.</w:t>
       </w:r>
     </w:p>
     <w:p>
@@ -1580,7 +1580,7 @@
         <w:rPr>
           <w:lang w:val="pt_PT" w:bidi="pt_PT"/>
         </w:rPr>
-        <w:t xml:space="preserve"> O orgulho de Israel se levanta como testemunha contra ele; por causa de suas faltas, Israel tropeça, e Judá cairá junto.</w:t>
+        <w:t xml:space="preserve"> O orgulho de Israel se levanta como testemunha contra eles; Israel e Efraim tropeçam por causa de seus pecados, e Judá cai junto com eles.</w:t>
       </w:r>
     </w:p>
     <w:p>
@@ -1664,7 +1664,7 @@
         <w:rPr>
           <w:lang w:val="pt_PT" w:bidi="pt_PT"/>
         </w:rPr>
-        <w:t xml:space="preserve"> Ouça, Israel: no dia do castigo você será arruinado; entre as tribos anuncio o que certamente acontecerá.</w:t>
+        <w:t xml:space="preserve"> Efraim será destruído no dia do castigo; entre as tribos de Israel anuncio o que certamente acontecerá.</w:t>
       </w:r>
     </w:p>
     <w:p>
@@ -1706,7 +1706,7 @@
         <w:rPr>
           <w:lang w:val="pt_PT" w:bidi="pt_PT"/>
         </w:rPr>
-        <w:t xml:space="preserve"> Israel será oprimido e esmagado pelo juízo, pois decidiu seguir ídolos.</w:t>
+        <w:t xml:space="preserve"> Efraim será oprimido e esmagado pelo juízo, porque decidiu seguir ídolos.</w:t>
       </w:r>
     </w:p>
     <w:p>
@@ -1727,7 +1727,7 @@
         <w:rPr>
           <w:lang w:val="pt_PT" w:bidi="pt_PT"/>
         </w:rPr>
-        <w:t xml:space="preserve"> Serei para Israel como a traça que consome o tecido; farei a força de Judá apodrecer.</w:t>
+        <w:t xml:space="preserve"> Serei para Efraim como a traça que destrói o tecido; e para Judá, como algo que faz tudo apodrecer por dentro.</w:t>
       </w:r>
     </w:p>
     <w:p>
@@ -1748,7 +1748,7 @@
         <w:rPr>
           <w:lang w:val="pt_PT" w:bidi="pt_PT"/>
         </w:rPr>
-        <w:t xml:space="preserve"> Quando Israel e Judá perceberam sua doença, Israel buscou a Assíria e enviou mensageiros ao grande rei; mas ele não pode curá-los nem sarar suas feridas.</w:t>
+        <w:t xml:space="preserve"> Quando Efraim viu sua doença, e Judá percebeu suas feridas, Efraim buscou ajuda na Assíria e enviou mensageiros ao grande rei; mas ele não pode curá-los nem sarar suas feridas.</w:t>
       </w:r>
     </w:p>
     <w:p>
@@ -1769,7 +1769,7 @@
         <w:rPr>
           <w:lang w:val="pt_PT" w:bidi="pt_PT"/>
         </w:rPr>
-        <w:t xml:space="preserve"> Eu despedaçarei Israel e Judá como o leão rasga a presa; levarei embora, e ninguém poderá socorrer.</w:t>
+        <w:t xml:space="preserve"> Serei como um leão para Efraim e como um leão forte para Judá; eu os despedaçarei e levarei embora, e ninguém poderá livrá-los.</w:t>
       </w:r>
     </w:p>
     <w:p>
@@ -1848,7 +1848,7 @@
         <w:rPr>
           <w:lang w:val="pt_PT" w:bidi="pt_PT"/>
         </w:rPr>
-        <w:t xml:space="preserve"> Em dois dias, ou no máximo em três, ele nos fará voltar a viver; ele nos levantará, para que vivamos diante dele, no seu amor.</w:t>
+        <w:t xml:space="preserve"> Depois de dois dias ele nos fará viver de novo; no terceiro dia ele nos levantará, para que vivamos diante dele.</w:t>
       </w:r>
     </w:p>
     <w:p>
@@ -1869,7 +1869,7 @@
         <w:rPr>
           <w:lang w:val="pt_PT" w:bidi="pt_PT"/>
         </w:rPr>
-        <w:t xml:space="preserve"> Sim, precisamos conhecer o SENHOR; vamos insistir em conhecê-lo, e ele virá ao nosso encontro com certeza, como a manhã depois da noite, como a chuva da primavera que molha a terra.</w:t>
+        <w:t xml:space="preserve"> Sim, precisamos conhecer o SENHOR; vamos insistir em conhecê-lo, e ele virá ao nosso encontro com certeza, como a manhã depois da noite, como a chuva da primavera que molha a terra”.</w:t>
       </w:r>
     </w:p>
     <w:p>
@@ -1890,7 +1890,7 @@
         <w:rPr>
           <w:lang w:val="pt_PT" w:bidi="pt_PT"/>
         </w:rPr>
-        <w:t xml:space="preserve"> “Ó Israel e Judá, o que farei com vocês? O amor de vocês se desfaz como a neblina da manhã e desaparece depressa como o orvalho.</w:t>
+        <w:t xml:space="preserve"> “Ó Efraim e Judá, o que farei com vocês? O amor de vocês é como a neblina da manhã e desaparece depressa como o orvalho.</w:t>
       </w:r>
     </w:p>
     <w:p>
@@ -1911,7 +1911,7 @@
         <w:rPr>
           <w:lang w:val="pt_PT" w:bidi="pt_PT"/>
         </w:rPr>
-        <w:t xml:space="preserve"> Por isso enviei os meus profetas para adverti-los; com as palavras da minha boca eu os cortei e anunciei sentença; o meu juízo virá com clareza, como a luz do dia.</w:t>
+        <w:t xml:space="preserve"> Por isso usei os meus profetas para julgá-los; com as palavras da minha boca eu os matei, e os meus juízos brilharam como a luz.</w:t>
       </w:r>
     </w:p>
     <w:p>
@@ -1953,7 +1953,7 @@
         <w:rPr>
           <w:lang w:val="pt_PT" w:bidi="pt_PT"/>
         </w:rPr>
-        <w:t xml:space="preserve"> Mas vocês, como Adão, quebraram a aliança; ali vocês foram infiéis a mim.</w:t>
+        <w:t xml:space="preserve"> Na cidade de Adão, eles quebraram a aliança e foram infiéis a mim.</w:t>
       </w:r>
     </w:p>
     <w:p>
@@ -1974,7 +1974,7 @@
         <w:rPr>
           <w:lang w:val="pt_PT" w:bidi="pt_PT"/>
         </w:rPr>
-        <w:t xml:space="preserve"> Gileade é cidade de praticantes do mal, marcada por rastros de sangue.</w:t>
+        <w:t xml:space="preserve"> Gileade é uma cidade cheia de quem pratica o mal, marcada por rastros de sangue.</w:t>
       </w:r>
     </w:p>
     <w:p>
@@ -1995,7 +1995,7 @@
         <w:rPr>
           <w:lang w:val="pt_PT" w:bidi="pt_PT"/>
         </w:rPr>
-        <w:t xml:space="preserve"> Seus moradores agem como ladrões em grupo, atacando de surpresa; e os sacerdotes se juntam como bandos de assassinos no caminho de Siquém, praticando também atos vergonhosos.</w:t>
+        <w:t xml:space="preserve"> Assim como ladrões ficam escondidos esperando uma vítima, assim fazem os grupos de sacerdotes; eles matam no caminho de Siquém e cometem atos vergonhosos.</w:t>
       </w:r>
     </w:p>
     <w:p>
@@ -2037,7 +2037,7 @@
         <w:rPr>
           <w:lang w:val="pt_PT" w:bidi="pt_PT"/>
         </w:rPr>
-        <w:t xml:space="preserve"> E você, Judá, também tem um julgamento severo já preparado—e eu desejava tanto abençoar você!”.</w:t>
+        <w:t xml:space="preserve"> E você, Judá, também tem um julgamento severo já preparado — e eu desejava tanto abençoar você!”.</w:t>
       </w:r>
     </w:p>
     <w:p>
@@ -2074,7 +2074,7 @@
         <w:rPr>
           <w:lang w:val="pt_PT" w:bidi="pt_PT"/>
         </w:rPr>
-        <w:t xml:space="preserve"> “Eu quis restaurar Israel, mas a culpa deles é grande demais; em Samaria a maldade é visível, pois praticam fraude, ladrões invadem as casas e assaltantes atacam nas ruas.</w:t>
+        <w:t xml:space="preserve"> "Eu quis curar Israel, mas o seu mal logo aparece; em Samaria a maldade é visível, pois praticam fraude, ladrões invadem as casas e assaltantes atacam nas ruas.</w:t>
       </w:r>
     </w:p>
     <w:p>
@@ -2137,7 +2137,7 @@
         <w:rPr>
           <w:lang w:val="pt_PT" w:bidi="pt_PT"/>
         </w:rPr>
-        <w:t xml:space="preserve"> Todos são adúlteros; ardem como forno aceso, cujo fogo o padeiro não precisa mexer, desde que amassa a massa até o momento de assar.</w:t>
+        <w:t xml:space="preserve"> Todos são adúlteros; são como um forno aceso, cujo fogo continua a queimar enquanto o padeiro prepara a massa e espera que ela cresça.</w:t>
       </w:r>
     </w:p>
     <w:p>
@@ -2158,7 +2158,7 @@
         <w:rPr>
           <w:lang w:val="pt_PT" w:bidi="pt_PT"/>
         </w:rPr>
-        <w:t xml:space="preserve"> No dia da festa do rei, os príncipes o embriagam; e ele se rebaixa, bebendo com os que zombam dele.</w:t>
+        <w:t xml:space="preserve"> No dia da festa do rei, os líderes se embriagam com vinho, e o rei se junta aos que zombam dele.</w:t>
       </w:r>
     </w:p>
     <w:p>
@@ -2179,7 +2179,7 @@
         <w:rPr>
           <w:lang w:val="pt_PT" w:bidi="pt_PT"/>
         </w:rPr>
-        <w:t xml:space="preserve"> O coração deles é como forno aceso, cheio de intriga; enquanto dormem, seus planos ficam como brasas, e ao despertar já queimam como chama forte.</w:t>
+        <w:t xml:space="preserve"> O coração deles é como um forno aceso com suas intrigas; sua fúria arde a noite toda, e pela manhã queima como uma chama forte.</w:t>
       </w:r>
     </w:p>
     <w:p>
@@ -2221,7 +2221,7 @@
         <w:rPr>
           <w:lang w:val="pt_PT" w:bidi="pt_PT"/>
         </w:rPr>
-        <w:t xml:space="preserve"> Israel se mistura com povos idólatras e aprende seus costumes maus; por isso se torna como pão mal assado, inútil e sem firmeza.</w:t>
+        <w:t xml:space="preserve"> Israel se mistura com outras nações; torna‑se como um pão que não foi virado.</w:t>
       </w:r>
     </w:p>
     <w:p>
@@ -2242,7 +2242,7 @@
         <w:rPr>
           <w:lang w:val="pt_PT" w:bidi="pt_PT"/>
         </w:rPr>
-        <w:t xml:space="preserve"> Eles passaram a servir deuses estranhos, e isso consumiu suas forças, mas não percebem; os cabelos de Israel embranquecem, e ele não nota que está fraco e envelhecido.</w:t>
+        <w:t xml:space="preserve"> Estrangeiros consomem suas forças, mas Israel não percebe; seus cabelos brancos já aparecem, e ele não sabe que está enfraquecido.</w:t>
       </w:r>
     </w:p>
     <w:p>
@@ -2305,7 +2305,7 @@
         <w:rPr>
           <w:lang w:val="pt_PT" w:bidi="pt_PT"/>
         </w:rPr>
-        <w:t xml:space="preserve"> Mas eu lançarei sobre eles a minha rede e os farei descer como aves do céu; castigarei Israel por toda a maldade que praticou, conforme a palavra anunciada entre eles.</w:t>
+        <w:t xml:space="preserve"> Quando eles forem, lançarei sobre eles a minha rede e os farei cair como aves do céu; quando se reunirem, eu os apanharei.</w:t>
       </w:r>
     </w:p>
     <w:p>
@@ -2326,7 +2326,7 @@
         <w:rPr>
           <w:lang w:val="pt_PT" w:bidi="pt_PT"/>
         </w:rPr>
-        <w:t xml:space="preserve"> Ai do meu povo, porque me abandonou; morrerão, pois pecaram contra mim e se rebelaram contra mim; eu quis resgatá-los, mas eles endurecem o coração e falam mentiras a meu respeito.</w:t>
+        <w:t xml:space="preserve"> Ai deles, porque se afastaram de mim! Serão destruídos porque se rebelaram contra mim. Eu quis salvá‑los, mas eles falam mentiras a meu respeito.</w:t>
       </w:r>
     </w:p>
     <w:p>
@@ -2347,7 +2347,7 @@
         <w:rPr>
           <w:lang w:val="pt_PT" w:bidi="pt_PT"/>
         </w:rPr>
-        <w:t xml:space="preserve"> Eles gemem de medo em suas camas, mas não clamam de coração; em vez disso, buscam deuses estranhos, pedindo trigo e vinho.</w:t>
+        <w:t xml:space="preserve"> Eles gemem na cama, mas não clamam a mim de coração; juntam‑se por causa do trigo e do vinho, mas se afastam de mim.</w:t>
       </w:r>
     </w:p>
     <w:p>
@@ -2368,7 +2368,7 @@
         <w:rPr>
           <w:lang w:val="pt_PT" w:bidi="pt_PT"/>
         </w:rPr>
-        <w:t xml:space="preserve"> Eu os sustentei e os fortaleci, mas nada disso serviu, porque se voltaram contra mim.</w:t>
+        <w:t xml:space="preserve"> Eu os ensinei e os fortaleci, mas eles tramam o mal contra mim.</w:t>
       </w:r>
     </w:p>
     <w:p>
@@ -2389,7 +2389,7 @@
         <w:rPr>
           <w:lang w:val="pt_PT" w:bidi="pt_PT"/>
         </w:rPr>
-        <w:t xml:space="preserve"> Procuram apoio por toda parte, porém não levantam os olhos ao céu, ao Deus Altíssimo; são como arco defeituoso que não acerta o alvo; seus líderes cairão à espada dos inimigos por causa de palavras insolentes, e no Egito rirão deles".</w:t>
+        <w:t xml:space="preserve"> Eles não se voltam para o Altíssimo; são como um arco defeituoso que não acerta o alvo. Seus líderes cairão à espada por causa de suas palavras insolentes, e no Egito zombarão deles”.</w:t>
       </w:r>
     </w:p>
     <w:p>
@@ -2426,7 +2426,7 @@
         <w:rPr>
           <w:lang w:val="pt_PT" w:bidi="pt_PT"/>
         </w:rPr>
-        <w:t xml:space="preserve"> “Toquem a trombeta! O inimigo se aproxima; como águia ele desce sobre o povo de Deus, porque quebraram a aliança comigo e rejeitaram a minha lei.</w:t>
+        <w:t xml:space="preserve"> "Toquem a trombeta! O inimigo se aproxima; como águia ele desce sobre o templo do SENHOR, porque quebraram a aliança comigo e rejeitaram a minha lei.</w:t>
       </w:r>
     </w:p>
     <w:p>
@@ -2489,7 +2489,7 @@
         <w:rPr>
           <w:lang w:val="pt_PT" w:bidi="pt_PT"/>
         </w:rPr>
-        <w:t xml:space="preserve"> Os israelitas escolheram reis e levantaram príncipes sem a minha ordem; com suas mãos fizeram imagens de prata e de ouro e se curvaram a elas; por isso não são dignos do meu auxílio.</w:t>
+        <w:t xml:space="preserve"> Os israelitas escolheram reis e levantaram príncipes sem a minha ordem; com suas mãos fizeram imagens de prata e de ouro, ídolos que os levaram à destruição.</w:t>
       </w:r>
     </w:p>
     <w:p>
@@ -2657,7 +2657,7 @@
         <w:rPr>
           <w:lang w:val="pt_PT" w:bidi="pt_PT"/>
         </w:rPr>
-        <w:t xml:space="preserve"> Mesmo que eu lhes escrevesse milhares de leis, eles diriam: ‘Isso não é para nós; essas leis são para outros’.</w:t>
+        <w:t xml:space="preserve"> Eu lhes escrevi muitas leis, mas eles dizem: ‘Isso não é para nós; essas leis são para outros’.</w:t>
       </w:r>
     </w:p>
     <w:p>
@@ -2699,7 +2699,7 @@
         <w:rPr>
           <w:lang w:val="pt_PT" w:bidi="pt_PT"/>
         </w:rPr>
-        <w:t xml:space="preserve"> Israel construiu grandes palácios, e Judá levantou fortalezas para suas cidades; mas esqueceram o seu Criador; por isso enviarei fogo contra os palácios e consumirei as fortalezas".</w:t>
+        <w:t xml:space="preserve"> Israel construiu grandes palácios, e Judá levantou fortalezas para suas cidades; mas esqueceram o seu Criador; por isso enviarei fogo contra os palácios e consumirei as fortalezas”.</w:t>
       </w:r>
     </w:p>
     <w:p>
@@ -2757,7 +2757,7 @@
         <w:rPr>
           <w:lang w:val="pt_PT" w:bidi="pt_PT"/>
         </w:rPr>
-        <w:t xml:space="preserve"> Por isso, a eira e o lagar não os sustentarão; a colheita será pouca, e o vinho novo faltará, pois as uvas secarão antes de amadurecer.</w:t>
+        <w:t xml:space="preserve"> Por isso, a eira e o lagar não os sustentarão; a colheita será pouca, e o vinho novo faltará.</w:t>
       </w:r>
     </w:p>
     <w:p>
@@ -2778,7 +2778,7 @@
         <w:rPr>
           <w:lang w:val="pt_PT" w:bidi="pt_PT"/>
         </w:rPr>
-        <w:t xml:space="preserve"> Vocês não permanecerão na terra do SENHOR; serão levados para o Egito e para a Assíria, e ali comerão alimento impuro.</w:t>
+        <w:t xml:space="preserve"> Vocês não permanecerão na terra do SENHOR; Efraim voltará para o Egito e comerá alimento impuro na Assíria.</w:t>
       </w:r>
     </w:p>
     <w:p>
@@ -2799,7 +2799,7 @@
         <w:rPr>
           <w:lang w:val="pt_PT" w:bidi="pt_PT"/>
         </w:rPr>
-        <w:t xml:space="preserve"> Longe da sua terra, não derramarão vinho como oferta ao SENHOR; os sacrifícios feitos ali não lhe agradarão; serão como pão de luto, e quem dele comer ficará impuro; servirão apenas para matar a fome, mas não entrarão na casa do SENHOR.</w:t>
+        <w:t xml:space="preserve"> Longe da sua terra, não derramarão vinho como oferta ao SENHOR, e os seus sacrifícios não lhe agradarão. Seus alimentos serão como pão de luto; todos os que comerem deles ficarão impuros. Servirão apenas para alimentar quem os come, e não poderão ser levados à casa do SENHOR.</w:t>
       </w:r>
     </w:p>
     <w:p>
@@ -2862,7 +2862,7 @@
         <w:rPr>
           <w:lang w:val="pt_PT" w:bidi="pt_PT"/>
         </w:rPr>
-        <w:t xml:space="preserve"> Chegaram os dias do castigo, e se aproximou a hora da retribuição; que Israel saiba disso; mas vocês dizem: “Os profetas perderam o juízo” e “os inspirados são insensatos”, porque a culpa é grande e o ódio é profundo.</w:t>
+        <w:t xml:space="preserve"> Chegaram os dias do castigo, e se aproximou a hora da retribuição; que Israel saiba disso. Por causa dos muitos pecados e da grande hostilidade, vocês dizem que o profeta é um tolo e que o homem inspirado é louco.</w:t>
       </w:r>
     </w:p>
     <w:p>
@@ -2925,7 +2925,7 @@
         <w:rPr>
           <w:lang w:val="pt_PT" w:bidi="pt_PT"/>
         </w:rPr>
-        <w:t xml:space="preserve"> “Israel, eu me lembro do começo, quando eu o conduzi no deserto; foi como achar uvas em terra seca; o seu amor era doce, como os primeiros figos do verão; mas vocês logo foram a Baal-Peor e se entregaram a outros deuses, e se tornaram tão repulsivos e vazios quanto aquilo que amaram.</w:t>
+        <w:t xml:space="preserve"> "Quando encontrei Israel, foi como achar uvas no deserto; quando vi os antepassados de vocês, foi como ver os primeiros figos do verão. Mas, quando foram a Baal-Peor, vocês se consagraram ao ídolo vergonhoso e se tornaram tão repugnantes quanto aquilo que amaram.</w:t>
       </w:r>
     </w:p>
     <w:p>
@@ -2946,7 +2946,7 @@
         <w:rPr>
           <w:lang w:val="pt_PT" w:bidi="pt_PT"/>
         </w:rPr>
-        <w:t xml:space="preserve"> A honra de Israel voará como ave: não haverá nascimento, não haverá gravidez, não haverá parto.</w:t>
+        <w:t xml:space="preserve"> A glória de Efraim fugirá como um pássaro: não haverá concepção, não haverá gravidez, não haverá nascimento.</w:t>
       </w:r>
     </w:p>
     <w:p>
@@ -2988,7 +2988,7 @@
         <w:rPr>
           <w:lang w:val="pt_PT" w:bidi="pt_PT"/>
         </w:rPr>
-        <w:t xml:space="preserve"> Eu vi Israel como Tiro, plantado em lugar agradável; mas Israel levará os seus filhos para o massacre”.</w:t>
+        <w:t xml:space="preserve"> Eu vi Efraim como Tiro, plantado em lugar agradável; mas Efraim entregará seus filhos ao matador”.</w:t>
       </w:r>
     </w:p>
     <w:p>
@@ -3009,7 +3009,7 @@
         <w:rPr>
           <w:lang w:val="pt_PT" w:bidi="pt_PT"/>
         </w:rPr>
-        <w:t xml:space="preserve"> Ó SENHOR, que devo pedir por eles? Peço que lhes dês ventre que não gera e seios que não amamentam.</w:t>
+        <w:t xml:space="preserve"> Ó SENHOR, que devo pedir por eles? Peço que lhes dês ventres que abortem e seios ressecados.</w:t>
       </w:r>
     </w:p>
     <w:p>
@@ -3030,7 +3030,7 @@
         <w:rPr>
           <w:lang w:val="pt_PT" w:bidi="pt_PT"/>
         </w:rPr>
-        <w:t xml:space="preserve"> “Toda a maldade deles começou em Gilgal; ali se acendeu a minha ira; por causa da idolatria, eu os expulsarei da minha terra; não os amarei mais, pois todos os seus líderes são rebeldes.</w:t>
+        <w:t xml:space="preserve"> “Toda a maldade deles começou em Gilgal; ali eu os odiei. Por causa dos seus pecados, eu os expulsarei da minha terra; não os amarei mais, pois todos os seus líderes são rebeldes.</w:t>
       </w:r>
     </w:p>
     <w:p>
@@ -3151,7 +3151,7 @@
         <w:rPr>
           <w:lang w:val="pt_PT" w:bidi="pt_PT"/>
         </w:rPr>
-        <w:t xml:space="preserve"> Então dirão: “Nós deixamos o SENHOR, e por isso ele tirou de nós o rei; e que importa? O rei não nos fará falta”.</w:t>
+        <w:t xml:space="preserve"> Então dirão: “Nós não obedecemos ao SENHOR, e por isso não temos rei; e mesmo que tivéssemos um rei, o que ele poderia fazer por nós?”.</w:t>
       </w:r>
     </w:p>
     <w:p>
@@ -3277,7 +3277,7 @@
         <w:rPr>
           <w:lang w:val="pt_PT" w:bidi="pt_PT"/>
         </w:rPr>
-        <w:t xml:space="preserve"> Ó Israel, desde a noite terrível em Gibeá, vocês só têm pecado; não mudaram, não melhoraram; e não foi por causa disso que os homens de Gibeá foram mortos?</w:t>
+        <w:t xml:space="preserve"> "Ó Israel, desde a noite terrível em Gibeá, vocês só têm pecado; não mudaram, não melhoraram; e não foi por causa disso que os homens de Gibeá foram mortos?</w:t>
       </w:r>
     </w:p>
     <w:p>
@@ -3319,7 +3319,7 @@
         <w:rPr>
           <w:lang w:val="pt_PT" w:bidi="pt_PT"/>
         </w:rPr>
-        <w:t xml:space="preserve"> Israel era como uma bezerra treinada, acostumada a pisar o trigo; eu não coloquei sobre ele uma canga pesada, tive compaixão; mas agora atrelarão Israel e Judá ao arado, e os dias fáceis terminarão.</w:t>
+        <w:t xml:space="preserve"> Efraim era como uma bezerra treinada, acostumada a pisar o trigo; mas agora colocarei um jugo sobre o seu pescoço. Conduzirei Efraim; Judá terá de arar, e Jacó fará sulcos no solo, e os dias fáceis terminarão.</w:t>
       </w:r>
     </w:p>
     <w:p>
@@ -3361,7 +3361,7 @@
         <w:rPr>
           <w:lang w:val="pt_PT" w:bidi="pt_PT"/>
         </w:rPr>
-        <w:t xml:space="preserve"> Mas vocês semearam maldade e colheram pecado; receberam o fruto de confiar na mentira, pensando que muitos soldados e força militar trariam segurança ao país.</w:t>
+        <w:t xml:space="preserve"> Mas vocês semearam maldade e colheram pecado; comeram o fruto da mentira, porque confiaram na força do seu exército e no grande número dos seus soldados.</w:t>
       </w:r>
     </w:p>
     <w:p>
@@ -3382,7 +3382,7 @@
         <w:rPr>
           <w:lang w:val="pt_PT" w:bidi="pt_PT"/>
         </w:rPr>
-        <w:t xml:space="preserve"> Por isso, o terror da guerra se levantará no meio de Israel, e todas as fortalezas serão derrubadas, como em Bete-Arbel, quando Salmã destruiu; ali até mulheres e crianças foram despedaçadas.</w:t>
+        <w:t xml:space="preserve"> Por isso, o terror da guerra se levantará no meio de Israel, e todas as fortalezas serão derrubadas, como em Bete-Arbel, quando Salmã a destruiu; ali até mulheres e crianças foram despedaçadas.</w:t>
       </w:r>
     </w:p>
     <w:p>
@@ -3403,7 +3403,7 @@
         <w:rPr>
           <w:lang w:val="pt_PT" w:bidi="pt_PT"/>
         </w:rPr>
-        <w:t xml:space="preserve"> Assim também acontecerá com você, ó Betel, por causa da sua grande maldade; em uma só manhã, o rei de Israel será totalmente destruído.</w:t>
+        <w:t xml:space="preserve"> Assim também acontecerá com você, ó Betel, por causa da sua grande maldade; numa só manhã, o rei de Israel será totalmente destruído”.</w:t>
       </w:r>
     </w:p>
     <w:p>
@@ -3524,7 +3524,7 @@
         <w:rPr>
           <w:lang w:val="pt_PT" w:bidi="pt_PT"/>
         </w:rPr>
-        <w:t xml:space="preserve"> O meu povo não voltará ao Egito; porém servirá à Assíria, porque se recusa a se converter e a voltar para mim.</w:t>
+        <w:t xml:space="preserve"> O meu povo acabará voltando ao Egito, e a Assíria vai dominá-lo, porque se recusa a se arrepender e voltar para mim.</w:t>
       </w:r>
     </w:p>
     <w:p>
@@ -3545,7 +3545,7 @@
         <w:rPr>
           <w:lang w:val="pt_PT" w:bidi="pt_PT"/>
         </w:rPr>
-        <w:t xml:space="preserve"> A guerra passará pelas suas cidades; os inimigos quebrarão os portões e os prenderão nas fortalezas onde procuram abrigo.</w:t>
+        <w:t xml:space="preserve"> A guerra passará pelas suas cidades; os inimigos quebrarão os portões e acabarão com os planos deles.</w:t>
       </w:r>
     </w:p>
     <w:p>
@@ -3566,7 +3566,7 @@
         <w:rPr>
           <w:lang w:val="pt_PT" w:bidi="pt_PT"/>
         </w:rPr>
-        <w:t xml:space="preserve"> O meu povo está decidido a me deixar; por isso eu o entreguei à servidão, e ninguém conseguirá libertar Israel.</w:t>
+        <w:t xml:space="preserve"> O meu povo está decidido a se afastar de mim; mesmo quando são chamados a servir ao Deus Altíssimo, eles não me honram.</w:t>
       </w:r>
     </w:p>
     <w:p>
@@ -3587,7 +3587,7 @@
         <w:rPr>
           <w:lang w:val="pt_PT" w:bidi="pt_PT"/>
         </w:rPr>
-        <w:t xml:space="preserve"> Ah, Israel, como eu poderia abandonar você? Eu não consigo entregar você ao fim; não farei com você o que fiz com Admá e Zeboim; o meu coração se comove dentro de mim, e a minha compaixão se acende.</w:t>
+        <w:t xml:space="preserve"> Ah, Israel, como eu poderia abandonar você? Eu não consigo entregar você para ser destruído; não farei com você o que fiz com Admá e Zeboim; o meu coração se comove dentro de mim, e a minha compaixão se acende.</w:t>
       </w:r>
     </w:p>
     <w:p>
@@ -3608,7 +3608,7 @@
         <w:rPr>
           <w:lang w:val="pt_PT" w:bidi="pt_PT"/>
         </w:rPr>
-        <w:t xml:space="preserve"> Não executarei o castigo conforme o ardor da minha ira; não voltarei a destruir Israel, pois eu sou Deus e não homem; eu sou o Santo no meio de vocês, e não venho para arrasar.</w:t>
+        <w:t xml:space="preserve"> Não executarei o castigo conforme o ardor da minha ira; não voltarei a destruir Israel, pois eu sou Deus, e não homem; sou o Santo no meio de vocês e não virei com destruição.</w:t>
       </w:r>
     </w:p>
     <w:p>
@@ -3671,7 +3671,7 @@
         <w:rPr>
           <w:lang w:val="pt_PT" w:bidi="pt_PT"/>
         </w:rPr>
-        <w:t xml:space="preserve"> Israel me cerca com mentira e engano, e Judá permanece rebelde contra Deus, contra o Santo fiel.</w:t>
+        <w:t xml:space="preserve"> Efraim me cerca com mentira e engano, e a casa de Israel com falsidade; e Judá é rebelde contra Deus, contra o Santo fiel.</w:t>
       </w:r>
     </w:p>
     <w:p>
@@ -3708,7 +3708,7 @@
         <w:rPr>
           <w:lang w:val="pt_PT" w:bidi="pt_PT"/>
         </w:rPr>
-        <w:t xml:space="preserve"> Israel persegue o vento e se alimenta de um redemoinho; os israelitas brincam com fogo, enviam azeite como presente ao Egito e fazem alianças com a Assíria para buscar socorro.</w:t>
+        <w:t xml:space="preserve"> Efraim corre atrás do vento e busca coisas sem valor; segue o vento do leste o dia inteiro, aumentando as mentiras e a violência. Faz acordos com a Assíria e envia azeite para o Egito.</w:t>
       </w:r>
     </w:p>
     <w:p>
@@ -3729,7 +3729,7 @@
         <w:rPr>
           <w:lang w:val="pt_PT" w:bidi="pt_PT"/>
         </w:rPr>
-        <w:t xml:space="preserve"> Porém o SENHOR também tem uma acusação contra Judá; Judá será punida com justiça por causa de seus caminhos maus.</w:t>
+        <w:t xml:space="preserve"> O SENHOR também tem uma acusação contra Judá; e ele castigará Jacó conforme os seus caminhos, retribuindo de acordo com suas ações.</w:t>
       </w:r>
     </w:p>
     <w:p>
@@ -3855,7 +3855,7 @@
         <w:rPr>
           <w:lang w:val="pt_PT" w:bidi="pt_PT"/>
         </w:rPr>
-        <w:t xml:space="preserve"> Israel, cheio de orgulho, diz: “Eu me tornei rico; eu mesmo consegui tudo; ninguém poderá provar que juntei meus bens por crime ou por pecado”.</w:t>
+        <w:t xml:space="preserve"> Efraim, cheio de orgulho, diz: “Eu me tornei rico; eu mesmo consegui tudo; ninguém poderá provar que juntei meus bens por crime ou por pecado”.</w:t>
       </w:r>
     </w:p>
     <w:p>
@@ -3876,7 +3876,7 @@
         <w:rPr>
           <w:lang w:val="pt_PT" w:bidi="pt_PT"/>
         </w:rPr>
-        <w:t xml:space="preserve"> “Eu sou o SENHOR, seu Deus, que tirou vocês do Egito; eu farei vocês morarem em cabanas outra vez, como nos dias do encontro no deserto.</w:t>
+        <w:t xml:space="preserve"> "Eu sou o SENHOR, o Deus de vocês, aquele que tirou vocês do Egito; eu farei vocês viverem em tendas outra vez, como vivem nos dias de festas sagradas.</w:t>
       </w:r>
     </w:p>
     <w:p>
@@ -3918,7 +3918,7 @@
         <w:rPr>
           <w:lang w:val="pt_PT" w:bidi="pt_PT"/>
         </w:rPr>
-        <w:t xml:space="preserve"> Mesmo assim, os pecados de Gilgal continuam a crescer; há altares em fileiras, como valetas num campo pronto para plantar, onde oferecem sacrifícios aos seus deuses; e Gileade também está cheia de gente sem valor, que vive adorando ídolos.</w:t>
+        <w:t xml:space="preserve"> Gileade é um lugar cheio de maldade; seu povo não vale nada. Em Gilgal eles sacrificam bois, e seus altares são como montes de pedras espalhados num campo arado.</w:t>
       </w:r>
     </w:p>
     <w:p>
@@ -3981,7 +3981,7 @@
         <w:rPr>
           <w:lang w:val="pt_PT" w:bidi="pt_PT"/>
         </w:rPr>
-        <w:t xml:space="preserve"> Mas Israel provocou de modo terrível a ira do SENHOR; por isso, ele fará que paguem pelos crimes que cometeram e os castigará por causa de seus pecados.</w:t>
+        <w:t xml:space="preserve"> Efraim provocou amargamente a ira do SENHOR; por isso, ele fará cair sobre eles a culpa do sangue que derramaram e lhes devolverá o desprezo que mostraram.</w:t>
       </w:r>
     </w:p>
     <w:p>
@@ -4039,7 +4039,7 @@
         <w:rPr>
           <w:lang w:val="pt_PT" w:bidi="pt_PT"/>
         </w:rPr>
-        <w:t xml:space="preserve"> Agora eles se rebelam cada vez mais: derretem a prata e fazem imagens, obra de mãos habilidosas; e dizem a respeito deles: “Eles oferecem sacrifícios humanos e beijam os bezerros de metal”.</w:t>
+        <w:t xml:space="preserve"> Agora eles se rebelam cada vez mais: derretem a prata e fazem imagens, obra de mãos habilidosas; e dizem a respeito desse povo: “Eles oferecem sacrifícios e beijam os bezerros de metal”.</w:t>
       </w:r>
     </w:p>
     <w:p>
@@ -4060,7 +4060,7 @@
         <w:rPr>
           <w:lang w:val="pt_PT" w:bidi="pt_PT"/>
         </w:rPr>
-        <w:t xml:space="preserve"> Por isso, serão como a névoa da manhã, como o orvalho que logo some, como a palha que o vento espalha, como a fumaça que se perde no ar.</w:t>
+        <w:t xml:space="preserve"> Por isso, serão como a névoa da manhã, como o orvalho que logo some, como a palha levada pelo vento, como a fumaça que se perde no ar.</w:t>
       </w:r>
     </w:p>
     <w:p>
@@ -4123,7 +4123,7 @@
         <w:rPr>
           <w:lang w:val="pt_PT" w:bidi="pt_PT"/>
         </w:rPr>
-        <w:t xml:space="preserve"> Mas, quando receberam a terra boa, comeram e se fartaram; então o coração deles se encheu de orgulho, e eles se esqueceram de mim.</w:t>
+        <w:t xml:space="preserve"> Mas, quando receberam a terra boa, comeram e se fartaram, o coração deles se encheu de orgulho, e eles se esqueceram de mim.</w:t>
       </w:r>
     </w:p>
     <w:p>
@@ -4249,7 +4249,7 @@
         <w:rPr>
           <w:lang w:val="pt_PT" w:bidi="pt_PT"/>
         </w:rPr>
-        <w:t xml:space="preserve"> A culpa de Israel está amarrada e guardada; seus pecados foram registrados para o dia do castigo.</w:t>
+        <w:t xml:space="preserve"> A culpa de Efraim está guardada, e os seus pecados estão acumulados para o dia do castigo.</w:t>
       </w:r>
     </w:p>
     <w:p>
@@ -4291,7 +4291,7 @@
         <w:rPr>
           <w:lang w:val="pt_PT" w:bidi="pt_PT"/>
         </w:rPr>
-        <w:t xml:space="preserve"> “Eu os resgatarei do poder da sepultura? Eu pagarei o preço para livrá-los da morte? Ó morte, onde estão as suas pragas? Onde está, ó morte, a sua destruição? Não haverá mais compaixão da minha parte.</w:t>
+        <w:t xml:space="preserve"> Eu os resgatarei do poder da sepultura; eu os livrarei da morte. Ó morte, onde estão as suas pragas? Ó sepultura, onde está a sua destruição? Não haverá mais compaixão da minha parte.</w:t>
       </w:r>
     </w:p>
     <w:p>
@@ -4333,7 +4333,7 @@
         <w:rPr>
           <w:lang w:val="pt_PT" w:bidi="pt_PT"/>
         </w:rPr>
-        <w:t xml:space="preserve"> Samaria carregará sua culpa, porque se rebelou contra o seu Deus; cairão à espada diante dos invasores, as crianças pequenas serão lançadas ao chão, e as grávidas serão abertas ao meio".</w:t>
+        <w:t xml:space="preserve"> Samaria carregará sua culpa, porque se rebelou contra o seu Deus; cairão à espada diante dos invasores, as crianças pequenas serão lançadas ao chão, e as grávidas serão abertas ao meio”.</w:t>
       </w:r>
     </w:p>
     <w:p>
@@ -4370,7 +4370,7 @@
         <w:rPr>
           <w:lang w:val="pt_PT" w:bidi="pt_PT"/>
         </w:rPr>
-        <w:t xml:space="preserve"> Israel, Israel, volte para o SENHOR, seu Deus, porque por causa de seus pecados você chegou a esta aflição.</w:t>
+        <w:t xml:space="preserve"> Ó Israel, volte para o SENHOR, seu Deus, porque seus pecados causaram a sua queda.</w:t>
       </w:r>
     </w:p>
     <w:p>
@@ -4433,7 +4433,7 @@
         <w:rPr>
           <w:lang w:val="pt_PT" w:bidi="pt_PT"/>
         </w:rPr>
-        <w:t xml:space="preserve"> “Quando Israel fizer isso, eu o sararei de sua infidelidade; eu os amarei livremente, e a minha ira se afastará para sempre.</w:t>
+        <w:t xml:space="preserve"> “Eu sararei a infidelidade de Israel; eu os amarei de todo o meu coração, pois a minha ira já se afastou deles.</w:t>
       </w:r>
     </w:p>
     <w:p>
@@ -4475,7 +4475,7 @@
         <w:rPr>
           <w:lang w:val="pt_PT" w:bidi="pt_PT"/>
         </w:rPr>
-        <w:t xml:space="preserve"> Seus ramos se estenderão; sua beleza será como a da oliveira, e seu perfume será como o das matas do Líbano.</w:t>
+        <w:t xml:space="preserve"> Seus brotos crescerão; seu esplendor será como o da oliveira, e sua fragrância será como a do cedro do Líbano.</w:t>
       </w:r>
     </w:p>
     <w:p>
@@ -4496,7 +4496,7 @@
         <w:rPr>
           <w:lang w:val="pt_PT" w:bidi="pt_PT"/>
         </w:rPr>
-        <w:t xml:space="preserve"> Os filhos de Israel voltarão de longe, do exílio, e repousarão à minha sombra; serão como campo de trigo que cresce, como vinha que se espalha, e a fama de Israel será como o vinho do Líbano.</w:t>
+        <w:t xml:space="preserve"> Os que vivem sob a sua proteção voltarão. Eles ganharão nova vida, como o trigo que cresce forte. Eles florescerão como a videira que se abre, e a honra de Israel será como o bom vinho do Líbano.</w:t>
       </w:r>
     </w:p>
     <w:p>
@@ -4517,7 +4517,7 @@
         <w:rPr>
           <w:lang w:val="pt_PT" w:bidi="pt_PT"/>
         </w:rPr>
-        <w:t xml:space="preserve"> “Ó Efraim, afaste-se dos ídolos; eu sou vivo e poderoso, eu cuidarei de você; sou como árvore sempre verde, e de mim vem o seu fruto em todo o tempo; a minha misericórdia não falha”.</w:t>
+        <w:t xml:space="preserve"> O que Efraim ainda tem a ver com ídolos? Eu responderei a ele e cuidarei dele. Sou como uma árvore sempre verde; o fruto que você produz vem de mim”.</w:t>
       </w:r>
     </w:p>
     <w:p>
